--- a/03 - DSA/06 - Problem Solving Approaches.docx
+++ b/03 - DSA/06 - Problem Solving Approaches.docx
@@ -8,6 +8,138 @@
         <w:keepNext w:val="0"/>
         <w:keepLines w:val="0"/>
         <w:widowControl/>
+        <w:suppressLineNumbers w:val="0"/>
+      </w:pPr>
+      <w:r>
+        <w:t>✅</w:t>
+      </w:r>
+      <w:r>
+        <w:rPr>
+          <w:rFonts w:hint="default"/>
+          <w:lang w:val="en-US"/>
+        </w:rPr>
+        <w:t xml:space="preserve"> </w:t>
+      </w:r>
+      <w:r>
+        <w:t>LIST OF APPROACHES</w:t>
+      </w:r>
+    </w:p>
+    <w:p>
+      <w:pPr>
+        <w:bidi w:val="0"/>
+        <w:rPr>
+          <w:highlight w:val="yellow"/>
+        </w:rPr>
+      </w:pPr>
+      <w:r>
+        <w:rPr>
+          <w:highlight w:val="yellow"/>
+        </w:rPr>
+        <w:t>Two Pointers</w:t>
+      </w:r>
+    </w:p>
+    <w:p>
+      <w:pPr>
+        <w:bidi w:val="0"/>
+        <w:rPr>
+          <w:highlight w:val="yellow"/>
+        </w:rPr>
+      </w:pPr>
+      <w:r>
+        <w:rPr>
+          <w:highlight w:val="yellow"/>
+        </w:rPr>
+        <w:t>Sliding Window</w:t>
+      </w:r>
+    </w:p>
+    <w:p>
+      <w:pPr>
+        <w:bidi w:val="0"/>
+        <w:rPr>
+          <w:highlight w:val="yellow"/>
+        </w:rPr>
+      </w:pPr>
+      <w:r>
+        <w:rPr>
+          <w:highlight w:val="yellow"/>
+        </w:rPr>
+        <w:t>Prefix Sum</w:t>
+      </w:r>
+    </w:p>
+    <w:p>
+      <w:pPr>
+        <w:bidi w:val="0"/>
+      </w:pPr>
+      <w:r>
+        <w:t>Binary Search</w:t>
+      </w:r>
+    </w:p>
+    <w:p>
+      <w:pPr>
+        <w:bidi w:val="0"/>
+      </w:pPr>
+      <w:r>
+        <w:t>Sorting-Based Approach</w:t>
+      </w:r>
+    </w:p>
+    <w:p>
+      <w:pPr>
+        <w:bidi w:val="0"/>
+      </w:pPr>
+      <w:r>
+        <w:t>Divide and Conquer</w:t>
+      </w:r>
+    </w:p>
+    <w:p>
+      <w:pPr>
+        <w:bidi w:val="0"/>
+      </w:pPr>
+      <w:r>
+        <w:t>Hashing (Map / Set)</w:t>
+      </w:r>
+    </w:p>
+    <w:p>
+      <w:pPr>
+        <w:bidi w:val="0"/>
+      </w:pPr>
+      <w:r>
+        <w:t>Stack-Based Approach</w:t>
+      </w:r>
+    </w:p>
+    <w:p>
+      <w:pPr>
+        <w:bidi w:val="0"/>
+      </w:pPr>
+      <w:r>
+        <w:t>Queue / Deque</w:t>
+      </w:r>
+    </w:p>
+    <w:p>
+      <w:pPr>
+        <w:pStyle w:val="2"/>
+        <w:keepNext w:val="0"/>
+        <w:keepLines w:val="0"/>
+        <w:widowControl/>
+        <w:numPr>
+          <w:ilvl w:val="0"/>
+          <w:numId w:val="0"/>
+        </w:numPr>
+        <w:suppressLineNumbers w:val="0"/>
+        <w:outlineLvl w:val="1"/>
+        <w:rPr>
+          <w:rFonts w:hint="default" w:ascii="Times New Roman" w:hAnsi="Times New Roman" w:cs="Times New Roman"/>
+          <w:sz w:val="20"/>
+          <w:szCs w:val="20"/>
+          <w:lang w:val="en-US"/>
+        </w:rPr>
+      </w:pPr>
+    </w:p>
+    <w:p>
+      <w:pPr>
+        <w:pStyle w:val="2"/>
+        <w:keepNext w:val="0"/>
+        <w:keepLines w:val="0"/>
+        <w:widowControl/>
         <w:numPr>
           <w:ilvl w:val="0"/>
           <w:numId w:val="1"/>
@@ -195,7 +327,27 @@
           <w:sz w:val="22"/>
           <w:szCs w:val="22"/>
         </w:rPr>
-        <w:t xml:space="preserve"> (very important)</w:t>
+        <w:t xml:space="preserve"> (</w:t>
+      </w:r>
+      <w:r>
+        <w:rPr>
+          <w:rFonts w:hint="default"/>
+          <w:b w:val="0"/>
+          <w:bCs w:val="0"/>
+          <w:sz w:val="22"/>
+          <w:szCs w:val="22"/>
+          <w:lang w:val="en-US"/>
+        </w:rPr>
+        <w:t>hint</w:t>
+      </w:r>
+      <w:r>
+        <w:rPr>
+          <w:b w:val="0"/>
+          <w:bCs w:val="0"/>
+          <w:sz w:val="22"/>
+          <w:szCs w:val="22"/>
+        </w:rPr>
+        <w:t>)</w:t>
       </w:r>
     </w:p>
     <w:p>
@@ -1190,6 +1342,9 @@
         <w:widowControl/>
         <w:suppressLineNumbers w:val="0"/>
         <w:ind w:left="720"/>
+        <w:rPr>
+          <w:rStyle w:val="9"/>
+        </w:rPr>
       </w:pPr>
       <w:r>
         <w:t xml:space="preserve">Data is in a </w:t>
@@ -1199,6 +1354,29 @@
           <w:rStyle w:val="9"/>
         </w:rPr>
         <w:t>continuous range</w:t>
+      </w:r>
+    </w:p>
+    <w:p>
+      <w:pPr>
+        <w:pStyle w:val="8"/>
+        <w:keepNext w:val="0"/>
+        <w:keepLines w:val="0"/>
+        <w:widowControl/>
+        <w:suppressLineNumbers w:val="0"/>
+        <w:ind w:left="720"/>
+        <w:rPr>
+          <w:rStyle w:val="9"/>
+          <w:rFonts w:hint="default"/>
+          <w:lang w:val="en-US"/>
+        </w:rPr>
+      </w:pPr>
+      <w:r>
+        <w:rPr>
+          <w:rStyle w:val="9"/>
+          <w:rFonts w:hint="default"/>
+          <w:lang w:val="en-US"/>
+        </w:rPr>
+        <w:t>don’t work with -ve values.</w:t>
       </w:r>
     </w:p>
     <w:p>
@@ -1831,6 +2009,139 @@
         <w:widowControl/>
         <w:suppressLineNumbers w:val="0"/>
         <w:rPr>
+          <w:rFonts w:hint="default" w:ascii="Times New Roman" w:hAnsi="Times New Roman" w:eastAsia="SimSun" w:cs="Times New Roman"/>
+          <w:sz w:val="21"/>
+          <w:szCs w:val="21"/>
+          <w:highlight w:val="yellow"/>
+          <w:lang w:val="en-US"/>
+        </w:rPr>
+      </w:pPr>
+    </w:p>
+    <w:p>
+      <w:pPr>
+        <w:pStyle w:val="8"/>
+        <w:keepNext w:val="0"/>
+        <w:keepLines w:val="0"/>
+        <w:widowControl/>
+        <w:suppressLineNumbers w:val="0"/>
+      </w:pPr>
+      <w:r>
+        <w:t xml:space="preserve">You are doing </w:t>
+      </w:r>
+      <w:r>
+        <w:rPr>
+          <w:rStyle w:val="9"/>
+        </w:rPr>
+        <w:t>three things in one loop</w:t>
+      </w:r>
+      <w:r>
+        <w:t>:</w:t>
+      </w:r>
+    </w:p>
+    <w:p>
+      <w:pPr>
+        <w:pStyle w:val="8"/>
+        <w:keepNext w:val="0"/>
+        <w:keepLines w:val="0"/>
+        <w:widowControl/>
+        <w:suppressLineNumbers w:val="0"/>
+        <w:ind w:left="720"/>
+      </w:pPr>
+      <w:r>
+        <w:rPr>
+          <w:rStyle w:val="9"/>
+        </w:rPr>
+        <w:t>Expand window</w:t>
+      </w:r>
+      <w:r>
+        <w:t xml:space="preserve"> → </w:t>
+      </w:r>
+      <w:r>
+        <w:rPr>
+          <w:rStyle w:val="6"/>
+        </w:rPr>
+        <w:t>windowSum += arr[i]</w:t>
+      </w:r>
+    </w:p>
+    <w:p>
+      <w:pPr>
+        <w:pStyle w:val="8"/>
+        <w:keepNext w:val="0"/>
+        <w:keepLines w:val="0"/>
+        <w:widowControl/>
+        <w:suppressLineNumbers w:val="0"/>
+        <w:ind w:left="720"/>
+      </w:pPr>
+      <w:r>
+        <w:rPr>
+          <w:rStyle w:val="9"/>
+        </w:rPr>
+        <w:t>Check when window size becomes k</w:t>
+      </w:r>
+    </w:p>
+    <w:p>
+      <w:pPr>
+        <w:pStyle w:val="8"/>
+        <w:keepNext w:val="0"/>
+        <w:keepLines w:val="0"/>
+        <w:widowControl/>
+        <w:suppressLineNumbers w:val="0"/>
+        <w:ind w:left="720"/>
+        <w:rPr>
+          <w:rStyle w:val="9"/>
+          <w:rFonts w:hint="default"/>
+          <w:lang w:val="en-US"/>
+        </w:rPr>
+      </w:pPr>
+      <w:r>
+        <w:rPr>
+          <w:rStyle w:val="9"/>
+        </w:rPr>
+        <w:t>Shrink window from lef</w:t>
+      </w:r>
+      <w:r>
+        <w:rPr>
+          <w:rStyle w:val="9"/>
+          <w:rFonts w:hint="default"/>
+          <w:lang w:val="en-US"/>
+        </w:rPr>
+        <w:t>t</w:t>
+      </w:r>
+    </w:p>
+    <w:p>
+      <w:pPr>
+        <w:pStyle w:val="8"/>
+        <w:keepNext w:val="0"/>
+        <w:keepLines w:val="0"/>
+        <w:widowControl/>
+        <w:suppressLineNumbers w:val="0"/>
+        <w:rPr>
+          <w:rFonts w:hint="default" w:ascii="Times New Roman" w:hAnsi="Times New Roman" w:eastAsia="SimSun" w:cs="Times New Roman"/>
+          <w:sz w:val="21"/>
+          <w:szCs w:val="21"/>
+          <w:highlight w:val="yellow"/>
+          <w:lang w:val="en-US"/>
+        </w:rPr>
+      </w:pPr>
+      <w:r>
+        <w:rPr>
+          <w:rFonts w:hint="default" w:cs="Times New Roman"/>
+          <w:sz w:val="21"/>
+          <w:szCs w:val="21"/>
+          <w:highlight w:val="yellow"/>
+          <w:lang w:val="en-US"/>
+        </w:rPr>
+        <w:t>can do with 2 separate for loops.</w:t>
+      </w:r>
+    </w:p>
+    <w:p>
+      <w:pPr>
+        <w:pStyle w:val="8"/>
+        <w:keepNext w:val="0"/>
+        <w:keepLines w:val="0"/>
+        <w:widowControl/>
+        <w:suppressLineNumbers w:val="0"/>
+        <w:rPr>
           <w:rFonts w:hint="default" w:ascii="SimSun" w:hAnsi="SimSun" w:eastAsia="SimSun" w:cs="SimSun"/>
           <w:sz w:val="24"/>
           <w:szCs w:val="24"/>
@@ -2064,6 +2375,16 @@
           <w:lang w:val="en-US"/>
         </w:rPr>
         <w:t xml:space="preserve">        set.remove(s.charAt(left));</w:t>
+      </w:r>
+      <w:r>
+        <w:rPr>
+          <w:rFonts w:hint="default" w:cs="Times New Roman"/>
+          <w:sz w:val="21"/>
+          <w:szCs w:val="21"/>
+          <w:highlight w:val="yellow"/>
+          <w:lang w:val="en-US"/>
+        </w:rPr>
+        <w:t>+</w:t>
       </w:r>
     </w:p>
     <w:p>
@@ -2405,6 +2726,62 @@
         <w:keepLines w:val="0"/>
         <w:widowControl/>
         <w:suppressLineNumbers w:val="0"/>
+        <w:ind w:left="720"/>
+      </w:pPr>
+      <w:r>
+        <w:rPr>
+          <w:rStyle w:val="9"/>
+          <w:rFonts w:hint="default"/>
+          <w:lang w:val="en-US"/>
+        </w:rPr>
+        <w:t>Do work with -ve values.</w:t>
+      </w:r>
+    </w:p>
+    <w:p>
+      <w:pPr>
+        <w:pStyle w:val="8"/>
+        <w:keepNext w:val="0"/>
+        <w:keepLines w:val="0"/>
+        <w:widowControl/>
+        <w:suppressLineNumbers w:val="0"/>
+        <w:rPr>
+          <w:rFonts w:hint="default" w:ascii="SimSun" w:hAnsi="SimSun" w:eastAsia="SimSun" w:cs="SimSun"/>
+          <w:sz w:val="24"/>
+          <w:szCs w:val="24"/>
+          <w:lang w:val="en-US"/>
+        </w:rPr>
+      </w:pPr>
+      <w:r>
+        <w:rPr>
+          <w:rFonts w:hint="default" w:ascii="SimSun" w:hAnsi="SimSun" w:cs="SimSun"/>
+          <w:sz w:val="24"/>
+          <w:szCs w:val="24"/>
+          <w:lang w:val="en-US"/>
+        </w:rPr>
+        <w:t>Create prefix sum array of original array.</w:t>
+      </w:r>
+    </w:p>
+    <w:p>
+      <w:pPr>
+        <w:pStyle w:val="8"/>
+        <w:keepNext w:val="0"/>
+        <w:keepLines w:val="0"/>
+        <w:widowControl/>
+        <w:suppressLineNumbers w:val="0"/>
+        <w:rPr>
+          <w:rFonts w:ascii="SimSun" w:hAnsi="SimSun" w:eastAsia="SimSun" w:cs="SimSun"/>
+          <w:sz w:val="24"/>
+          <w:szCs w:val="24"/>
+        </w:rPr>
+      </w:pPr>
+    </w:p>
+    <w:p>
+      <w:pPr>
+        <w:pStyle w:val="8"/>
+        <w:keepNext w:val="0"/>
+        <w:keepLines w:val="0"/>
+        <w:widowControl/>
+        <w:suppressLineNumbers w:val="0"/>
         <w:rPr>
           <w:rFonts w:ascii="SimSun" w:hAnsi="SimSun" w:eastAsia="SimSun" w:cs="SimSun"/>
           <w:sz w:val="24"/>
@@ -2428,53 +2805,202 @@
         <w:widowControl/>
         <w:suppressLineNumbers w:val="0"/>
         <w:rPr>
-          <w:rFonts w:hint="default" w:ascii="Times New Roman" w:hAnsi="Times New Roman" w:eastAsia="SimSun" w:cs="Times New Roman"/>
-          <w:sz w:val="22"/>
-          <w:szCs w:val="22"/>
-        </w:rPr>
-      </w:pPr>
-      <w:r>
-        <w:rPr>
-          <w:rFonts w:hint="default" w:ascii="Times New Roman" w:hAnsi="Times New Roman" w:eastAsia="SimSun" w:cs="Times New Roman"/>
-          <w:sz w:val="22"/>
-          <w:szCs w:val="22"/>
-        </w:rPr>
-        <w:t>prefix[j] - prefix[i] = K</w:t>
-      </w:r>
-    </w:p>
-    <w:p>
-      <w:pPr>
-        <w:pStyle w:val="8"/>
-        <w:keepNext w:val="0"/>
-        <w:keepLines w:val="0"/>
-        <w:widowControl/>
-        <w:suppressLineNumbers w:val="0"/>
-        <w:rPr>
-          <w:rFonts w:hint="default" w:ascii="Times New Roman" w:hAnsi="Times New Roman" w:eastAsia="SimSun" w:cs="Times New Roman"/>
-          <w:sz w:val="22"/>
-          <w:szCs w:val="22"/>
-        </w:rPr>
-      </w:pPr>
-      <w:r>
-        <w:rPr>
-          <w:rFonts w:hint="default" w:ascii="Times New Roman" w:hAnsi="Times New Roman" w:eastAsia="SimSun" w:cs="Times New Roman"/>
-          <w:sz w:val="22"/>
-          <w:szCs w:val="22"/>
-        </w:rPr>
-        <w:t>Subarray (i+1 to j) sum = K</w:t>
-      </w:r>
-    </w:p>
-    <w:p>
-      <w:pPr>
-        <w:pStyle w:val="8"/>
-        <w:keepNext w:val="0"/>
-        <w:keepLines w:val="0"/>
-        <w:widowControl/>
-        <w:suppressLineNumbers w:val="0"/>
-        <w:rPr>
-          <w:rFonts w:ascii="SimSun" w:hAnsi="SimSun" w:eastAsia="SimSun" w:cs="SimSun"/>
-          <w:sz w:val="24"/>
-          <w:szCs w:val="24"/>
+          <w:rFonts w:ascii="SimSun" w:hAnsi="SimSun" w:eastAsia="SimSun" w:cs="SimSun"/>
+          <w:sz w:val="24"/>
+          <w:szCs w:val="24"/>
+        </w:rPr>
+      </w:pPr>
+      <w:r>
+        <w:rPr>
+          <w:rFonts w:hint="default" w:ascii="Times New Roman" w:hAnsi="Times New Roman" w:eastAsia="SimSun" w:cs="Times New Roman"/>
+          <w:sz w:val="22"/>
+          <w:szCs w:val="22"/>
+          <w:highlight w:val="yellow"/>
+        </w:rPr>
+        <w:t>prefix[j] - prefix[</w:t>
+      </w:r>
+      <w:r>
+        <w:rPr>
+          <w:rFonts w:hint="default" w:cs="Times New Roman"/>
+          <w:sz w:val="22"/>
+          <w:szCs w:val="22"/>
+          <w:highlight w:val="yellow"/>
+          <w:lang w:val="en-US"/>
+        </w:rPr>
+        <w:t>i-1</w:t>
+      </w:r>
+      <w:r>
+        <w:rPr>
+          <w:rFonts w:hint="default" w:ascii="Times New Roman" w:hAnsi="Times New Roman" w:eastAsia="SimSun" w:cs="Times New Roman"/>
+          <w:sz w:val="22"/>
+          <w:szCs w:val="22"/>
+          <w:highlight w:val="yellow"/>
+        </w:rPr>
+        <w:t>] = K</w:t>
+      </w:r>
+      <w:bookmarkStart w:id="0" w:name="_GoBack"/>
+      <w:bookmarkEnd w:id="0"/>
+      <w:r>
+        <w:rPr>
+          <w:rFonts w:hint="default" w:ascii="Times New Roman" w:hAnsi="Times New Roman" w:eastAsia="SimSun" w:cs="Times New Roman"/>
+          <w:sz w:val="22"/>
+          <w:szCs w:val="22"/>
+          <w:highlight w:val="yellow"/>
+        </w:rPr>
+        <w:br w:type="textWrapping"/>
+      </w:r>
+      <w:r>
+        <w:rPr>
+          <w:rFonts w:hint="default" w:ascii="Times New Roman" w:hAnsi="Times New Roman" w:eastAsia="SimSun" w:cs="Times New Roman"/>
+          <w:sz w:val="22"/>
+          <w:szCs w:val="22"/>
+          <w:highlight w:val="yellow"/>
+        </w:rPr>
+        <w:br w:type="textWrapping"/>
+      </w:r>
+      <w:r>
+        <w:rPr>
+          <w:rFonts w:ascii="SimSun" w:hAnsi="SimSun" w:eastAsia="SimSun" w:cs="SimSun"/>
+          <w:b/>
+          <w:bCs/>
+          <w:sz w:val="24"/>
+          <w:szCs w:val="24"/>
+          <w:highlight w:val="yellow"/>
+        </w:rPr>
+        <w:t>Subarray Sum(i+1 to j)=prefix[j]−prefix[i]</w:t>
+      </w:r>
+      <w:r>
+        <w:rPr>
+          <w:rFonts w:ascii="SimSun" w:hAnsi="SimSun" w:eastAsia="SimSun" w:cs="SimSun"/>
+          <w:sz w:val="24"/>
+          <w:szCs w:val="24"/>
+        </w:rPr>
+        <w:br w:type="textWrapping"/>
+      </w:r>
+      <w:r>
+        <w:rPr>
+          <w:rFonts w:ascii="SimSun" w:hAnsi="SimSun" w:eastAsia="SimSun" w:cs="SimSun"/>
+          <w:sz w:val="24"/>
+          <w:szCs w:val="24"/>
+        </w:rPr>
+        <w:br w:type="textWrapping"/>
+      </w:r>
+      <w:r>
+        <w:rPr>
+          <w:rFonts w:ascii="SimSun" w:hAnsi="SimSun" w:eastAsia="SimSun" w:cs="SimSun"/>
+          <w:sz w:val="24"/>
+          <w:szCs w:val="24"/>
+        </w:rPr>
+        <w:t xml:space="preserve">👉 So if </w:t>
+      </w:r>
+      <w:r>
+        <w:rPr>
+          <w:rStyle w:val="9"/>
+          <w:rFonts w:ascii="SimSun" w:hAnsi="SimSun" w:eastAsia="SimSun" w:cs="SimSun"/>
+          <w:sz w:val="24"/>
+          <w:szCs w:val="24"/>
+        </w:rPr>
+        <w:t>we have seen (currentSum - k) before</w:t>
+      </w:r>
+      <w:r>
+        <w:rPr>
+          <w:rFonts w:ascii="SimSun" w:hAnsi="SimSun" w:eastAsia="SimSun" w:cs="SimSun"/>
+          <w:sz w:val="24"/>
+          <w:szCs w:val="24"/>
+        </w:rPr>
+        <w:t>,</w:t>
+      </w:r>
+      <w:r>
+        <w:rPr>
+          <w:rFonts w:ascii="SimSun" w:hAnsi="SimSun" w:eastAsia="SimSun" w:cs="SimSun"/>
+          <w:sz w:val="24"/>
+          <w:szCs w:val="24"/>
+        </w:rPr>
+        <w:br w:type="textWrapping"/>
+      </w:r>
+      <w:r>
+        <w:rPr>
+          <w:rFonts w:ascii="SimSun" w:hAnsi="SimSun" w:eastAsia="SimSun" w:cs="SimSun"/>
+          <w:sz w:val="24"/>
+          <w:szCs w:val="24"/>
+        </w:rPr>
+        <w:t>then a valid subarray exists.</w:t>
+      </w:r>
+    </w:p>
+    <w:p>
+      <w:pPr>
+        <w:pStyle w:val="8"/>
+        <w:keepNext w:val="0"/>
+        <w:keepLines w:val="0"/>
+        <w:widowControl/>
+        <w:suppressLineNumbers w:val="0"/>
+        <w:rPr>
+          <w:rFonts w:ascii="SimSun" w:hAnsi="SimSun" w:eastAsia="SimSun" w:cs="SimSun"/>
+          <w:sz w:val="24"/>
+          <w:szCs w:val="24"/>
+        </w:rPr>
+      </w:pPr>
+    </w:p>
+    <w:p>
+      <w:pPr>
+        <w:pStyle w:val="8"/>
+        <w:keepNext w:val="0"/>
+        <w:keepLines w:val="0"/>
+        <w:widowControl/>
+        <w:suppressLineNumbers w:val="0"/>
+        <w:rPr>
+          <w:rFonts w:hint="default" w:ascii="SimSun" w:hAnsi="SimSun" w:cs="SimSun"/>
+          <w:sz w:val="24"/>
+          <w:szCs w:val="24"/>
+          <w:lang w:val="en-US"/>
+        </w:rPr>
+      </w:pPr>
+      <w:r>
+        <w:rPr>
+          <w:rFonts w:hint="default" w:ascii="SimSun" w:hAnsi="SimSun" w:cs="SimSun"/>
+          <w:sz w:val="24"/>
+          <w:szCs w:val="24"/>
+          <w:lang w:val="en-US"/>
+        </w:rPr>
+        <w:t>Hashmap</w:t>
+      </w:r>
+    </w:p>
+    <w:p>
+      <w:pPr>
+        <w:pStyle w:val="8"/>
+        <w:keepNext w:val="0"/>
+        <w:keepLines w:val="0"/>
+        <w:widowControl/>
+        <w:suppressLineNumbers w:val="0"/>
+        <w:rPr>
+          <w:rFonts w:hint="default" w:ascii="SimSun" w:hAnsi="SimSun"/>
+          <w:sz w:val="24"/>
+          <w:szCs w:val="24"/>
+          <w:lang w:val="en-US"/>
+        </w:rPr>
+      </w:pPr>
+      <w:r>
+        <w:rPr>
+          <w:rFonts w:hint="default" w:ascii="SimSun" w:hAnsi="SimSun"/>
+          <w:sz w:val="24"/>
+          <w:szCs w:val="24"/>
+          <w:lang w:val="en-US"/>
+        </w:rPr>
+        <w:t>prefixSum → how many times it appeared</w:t>
+      </w:r>
+    </w:p>
+    <w:p>
+      <w:pPr>
+        <w:pStyle w:val="8"/>
+        <w:keepNext w:val="0"/>
+        <w:keepLines w:val="0"/>
+        <w:widowControl/>
+        <w:suppressLineNumbers w:val="0"/>
+        <w:rPr>
+          <w:rFonts w:hint="default" w:ascii="SimSun" w:hAnsi="SimSun"/>
+          <w:sz w:val="24"/>
+          <w:szCs w:val="24"/>
+          <w:lang w:val="en-US"/>
         </w:rPr>
       </w:pPr>
     </w:p>
@@ -10318,8 +10844,6 @@
         </w:rPr>
         <w:t>}</w:t>
       </w:r>
-      <w:bookmarkStart w:id="0" w:name="_GoBack"/>
-      <w:bookmarkEnd w:id="0"/>
     </w:p>
     <w:p>
       <w:pPr>
@@ -10517,14 +11041,14 @@
     <w:lsdException w:unhideWhenUsed="0" w:uiPriority="0" w:semiHidden="0" w:name="Document Map"/>
     <w:lsdException w:unhideWhenUsed="0" w:uiPriority="0" w:semiHidden="0" w:name="Plain Text"/>
     <w:lsdException w:unhideWhenUsed="0" w:uiPriority="0" w:semiHidden="0" w:name="E-mail Signature"/>
-    <w:lsdException w:qFormat="1" w:uiPriority="99" w:name="Normal (Web)"/>
+    <w:lsdException w:qFormat="1" w:uiPriority="99" w:semiHidden="0" w:name="Normal (Web)"/>
     <w:lsdException w:unhideWhenUsed="0" w:uiPriority="0" w:semiHidden="0" w:name="HTML Acronym"/>
     <w:lsdException w:unhideWhenUsed="0" w:uiPriority="0" w:semiHidden="0" w:name="HTML Address"/>
     <w:lsdException w:unhideWhenUsed="0" w:uiPriority="0" w:semiHidden="0" w:name="HTML Cite"/>
-    <w:lsdException w:unhideWhenUsed="0" w:uiPriority="0" w:semiHidden="0" w:name="HTML Code"/>
+    <w:lsdException w:qFormat="1" w:unhideWhenUsed="0" w:uiPriority="0" w:semiHidden="0" w:name="HTML Code"/>
     <w:lsdException w:unhideWhenUsed="0" w:uiPriority="0" w:semiHidden="0" w:name="HTML Definition"/>
     <w:lsdException w:unhideWhenUsed="0" w:uiPriority="0" w:semiHidden="0" w:name="HTML Keyboard"/>
-    <w:lsdException w:unhideWhenUsed="0" w:uiPriority="0" w:semiHidden="0" w:name="HTML Preformatted"/>
+    <w:lsdException w:qFormat="1" w:unhideWhenUsed="0" w:uiPriority="0" w:semiHidden="0" w:name="HTML Preformatted"/>
     <w:lsdException w:unhideWhenUsed="0" w:uiPriority="0" w:semiHidden="0" w:name="HTML Sample"/>
     <w:lsdException w:unhideWhenUsed="0" w:uiPriority="0" w:semiHidden="0" w:name="HTML Typewriter"/>
     <w:lsdException w:unhideWhenUsed="0" w:uiPriority="0" w:semiHidden="0" w:name="HTML Variable"/>
@@ -10753,6 +11277,7 @@
   <w:style w:type="character" w:styleId="6">
     <w:name w:val="HTML Code"/>
     <w:basedOn w:val="4"/>
+    <w:qFormat/>
     <w:uiPriority w:val="0"/>
     <w:rPr>
       <w:rFonts w:ascii="Courier New" w:hAnsi="Courier New" w:cs="Courier New"/>
@@ -10762,6 +11287,7 @@
   </w:style>
   <w:style w:type="paragraph" w:styleId="7">
     <w:name w:val="HTML Preformatted"/>
+    <w:qFormat/>
     <w:uiPriority w:val="0"/>
     <w:pPr>
       <w:tabs>
@@ -10794,7 +11320,6 @@
   </w:style>
   <w:style w:type="paragraph" w:styleId="8">
     <w:name w:val="Normal (Web)"/>
-    <w:semiHidden/>
     <w:unhideWhenUsed/>
     <w:qFormat/>
     <w:uiPriority w:val="99"/>
